--- a/drafts/04/04-ВУ-НЮ/02-СР-Тита.docx
+++ b/drafts/04/04-ВУ-НЮ/02-СР-Тита.docx
@@ -13128,7 +13128,7 @@
           <w:szCs w:val="24"/>
           <w:rtl w:val="0"/>
         </w:rPr>
-        <w:t xml:space="preserve">Бачивши тебе, непорочного Пастиря, розп'ятого па дереві,* Агниця, по-материнському ридаючи, кликала:* Сину мій, на смерть засудили невдячні люди тебе за те,* що в мандрівці по пустелі ти хмару над ними розпростер!* Горе мені, зосталась бездітною я, що чоловіка не знаю!* Але, встань, і засяй, як сонце, і я прославлюся між, земнородними дітьми.</w:t>
+        <w:t xml:space="preserve">Бачивши тебе, непорочного Пастиря, розп'ятого на дереві,* Агниця, по-материнському ридаючи, кликала:* Сину мій, на смерть засудили невдячні люди тебе за те,* що в мандрівці по пустелі ти хмару над ними розпростер!* Горе мені, зосталась бездітною я, що чоловіка не знаю!* Але, встань, і засяй, як сонце, і я прославлюся між, земнородними дітьми.</w:t>
       </w:r>
     </w:p>
     <w:p>
